--- a/docs/Sir_Grout_Readiness.docx
+++ b/docs/Sir_Grout_Readiness.docx
@@ -13,7 +13,7 @@
           <w:color w:val="6B7280"/>
           <w:sz w:val="16"/>
         </w:rPr>
-        <w:t>VELOCITY GTM CO  ·  ServiceBridge GTM  ·  Threshold Brands  ·  Track 2 P2 #3 NorthStar</w:t>
+        <w:t>VELOCITY GTM CO  ·  ServiceBridge GTM  ·  Threshold Brands  ·  Track 2 P2 #3</w:t>
       </w:r>
     </w:p>
     <w:p>
@@ -41,7 +41,7 @@
           <w:color w:val="185FA5"/>
           <w:sz w:val="20"/>
         </w:rPr>
-        <w:t>Score 60  ·  Tier T4  ·  Character: ★ NORTHSTAR · TILE/GROUT · GROUT MEDIC ANALOG</w:t>
+        <w:t>Score 60  ·  Tier T4  ·  Character: TILE/GROUT · GROUT MEDIC ANALOG</w:t>
       </w:r>
     </w:p>
     <w:p>
@@ -293,7 +293,7 @@
                 <w:color w:val="1A2B3C"/>
                 <w:sz w:val="24"/>
               </w:rPr>
-              <w:t>Sir Grout is the same vertical as The Grout Medic at PSB (T5 NorthStar at 56). Same operational profile, slightly higher score reflecting NorthStar status.</w:t>
+              <w:t>Sir Grout is the same vertical as The Grout Medic at PSB (T5 at 56). Same operational profile, parallel scoring.</w:t>
             </w:r>
           </w:p>
           <w:p>
@@ -306,7 +306,7 @@
                 <w:color w:val="374151"/>
                 <w:sz w:val="20"/>
               </w:rPr>
-              <w:t>Sir Grout does tile cleaning, grout color sealing, recaulking, stone restoration. The same operational profile as The Grout Medic at PSB (T5 NorthStar score 56 in matrix). Both target homeowners with tile floors/showers and light commercial accounts. Per Threshold's earlier press: 'Threshold Brand's vision for the future of Sir Grout perfectly aligns with the vision that we created for [the brand].' That's a Threshold-stated commitment to the brand's future.</w:t>
+              <w:t>Sir Grout does tile cleaning, grout color sealing, recaulking, stone restoration. The same operational profile as The Grout Medic at PSB (T5 score 56 in matrix). Both target homeowners with tile floors/showers and light commercial accounts. Per Threshold's earlier press: 'Threshold Brand's vision for the future of Sir Grout perfectly aligns with the vision that we created for [the brand].' That's a Threshold-stated commitment to the brand's future.</w:t>
             </w:r>
           </w:p>
           <w:p>
@@ -1699,7 +1699,7 @@
           <w:color w:val="374151"/>
           <w:sz w:val="20"/>
         </w:rPr>
-        <w:t>Score 60 (T4 NorthStar) per Track 2 v2 matrix. Drivers: Threshold-stated commitment to brand future, photo documentation native fit, cross-portfolio Grout Medic analog. Reduced by lowest tech-density Threshold brand, niche workflow, project-based low dispatch density. Threshold parent +20 NorthStar bonus.</w:t>
+        <w:t>Score 60 (T4) per Track 2 v2 matrix. Drivers: Threshold-stated commitment to brand future, photo documentation native fit, cross-portfolio Grout Medic analog. Reduced by lowest tech-density Threshold brand, niche workflow, project-based low dispatch density. Threshold parent +20 bonus.</w:t>
       </w:r>
     </w:p>
     <w:p>
